--- a/letters/development_charges_letter.docx
+++ b/letters/development_charges_letter.docx
@@ -297,7 +297,7 @@
           <w:kern w:val="2"/>
           <w14:ligatures w14:val="standardContextual"/>
         </w:rPr>
-        <w:t>A review of municipal development charge bylaws across Ontario indicates that approximately 72% of municipalities with development charge bylaws provide an exemption for agricultural buildings. Notably, many municipalities that do not offer this exemption have few or no farms. To ensure fairness and to support local agriculture, we urge [</w:t>
+        <w:t>A review of municipal development charge bylaws across Ontario indicates that approximately 79% of municipalities with development charge bylaws provide an exemption for agricultural buildings. Notably, many municipalities that do not offer this exemption have few or no farms. To ensure fairness and to support local agriculture, we urge [</w:t>
       </w:r>
       <w:r>
         <w:rPr>
